--- a/Piracetam/Piracetam.docx
+++ b/Piracetam/Piracetam.docx
@@ -1,6 +1,6 @@
 
 <file path=word/document.xml><?xml version="1.0" encoding="utf-8"?>
-<w:document xmlns:wpc="http://schemas.microsoft.com/office/word/2010/wordprocessingCanvas" xmlns:cx="http://schemas.microsoft.com/office/drawing/2014/chartex" xmlns:cx1="http://schemas.microsoft.com/office/drawing/2015/9/8/chartex" xmlns:cx2="http://schemas.microsoft.com/office/drawing/2015/10/21/chartex" xmlns:cx3="http://schemas.microsoft.com/office/drawing/2016/5/9/chartex" xmlns:cx4="http://schemas.microsoft.com/office/drawing/2016/5/10/chartex" xmlns:cx5="http://schemas.microsoft.com/office/drawing/2016/5/11/chartex" xmlns:cx6="http://schemas.microsoft.com/office/drawing/2016/5/12/chartex" xmlns:cx7="http://schemas.microsoft.com/office/drawing/2016/5/13/chartex" xmlns:cx8="http://schemas.microsoft.com/office/drawing/2016/5/14/chartex" xmlns:mc="http://schemas.openxmlformats.org/markup-compatibility/2006" xmlns:aink="http://schemas.microsoft.com/office/drawing/2016/ink" xmlns:am3d="http://schemas.microsoft.com/office/drawing/2017/model3d" xmlns:o="urn:schemas-microsoft-com:office:office" xmlns:oel="http://schemas.microsoft.com/office/2019/extlst" xmlns:r="http://schemas.openxmlformats.org/officeDocument/2006/relationships" xmlns:m="http://schemas.openxmlformats.org/officeDocument/2006/math" xmlns:v="urn:schemas-microsoft-com:vml" xmlns:wp14="http://schemas.microsoft.com/office/word/2010/wordprocessingDrawing" xmlns:wp="http://schemas.openxmlformats.org/drawingml/2006/wordprocessingDrawing" xmlns:w10="urn:schemas-microsoft-com:office:word" xmlns:w="http://schemas.openxmlformats.org/wordprocessingml/2006/main" xmlns:w14="http://schemas.microsoft.com/office/word/2010/wordml" xmlns:w15="http://schemas.microsoft.com/office/word/2012/wordml" xmlns:w16cex="http://schemas.microsoft.com/office/word/2018/wordml/cex" xmlns:w16cid="http://schemas.microsoft.com/office/word/2016/wordml/cid" xmlns:w16="http://schemas.microsoft.com/office/word/2018/wordml" xmlns:w16du="http://schemas.microsoft.com/office/word/2023/wordml/word16du" xmlns:w16sdtdh="http://schemas.microsoft.com/office/word/2020/wordml/sdtdatahash" xmlns:w16se="http://schemas.microsoft.com/office/word/2015/wordml/symex" xmlns:wpg="http://schemas.microsoft.com/office/word/2010/wordprocessingGroup" xmlns:wpi="http://schemas.microsoft.com/office/word/2010/wordprocessingInk" xmlns:wne="http://schemas.microsoft.com/office/word/2006/wordml" xmlns:wps="http://schemas.microsoft.com/office/word/2010/wordprocessingShape" mc:Ignorable="w14 w15 w16se w16cid w16 w16cex w16sdtdh w16du wp14">
+<w:document xmlns:wpc="http://schemas.microsoft.com/office/word/2010/wordprocessingCanvas" xmlns:cx="http://schemas.microsoft.com/office/drawing/2014/chartex" xmlns:cx1="http://schemas.microsoft.com/office/drawing/2015/9/8/chartex" xmlns:cx2="http://schemas.microsoft.com/office/drawing/2015/10/21/chartex" xmlns:cx3="http://schemas.microsoft.com/office/drawing/2016/5/9/chartex" xmlns:cx4="http://schemas.microsoft.com/office/drawing/2016/5/10/chartex" xmlns:cx5="http://schemas.microsoft.com/office/drawing/2016/5/11/chartex" xmlns:cx6="http://schemas.microsoft.com/office/drawing/2016/5/12/chartex" xmlns:cx7="http://schemas.microsoft.com/office/drawing/2016/5/13/chartex" xmlns:cx8="http://schemas.microsoft.com/office/drawing/2016/5/14/chartex" xmlns:mc="http://schemas.openxmlformats.org/markup-compatibility/2006" xmlns:aink="http://schemas.microsoft.com/office/drawing/2016/ink" xmlns:am3d="http://schemas.microsoft.com/office/drawing/2017/model3d" xmlns:o="urn:schemas-microsoft-com:office:office" xmlns:oel="http://schemas.microsoft.com/office/2019/extlst" xmlns:r="http://schemas.openxmlformats.org/officeDocument/2006/relationships" xmlns:m="http://schemas.openxmlformats.org/officeDocument/2006/math" xmlns:v="urn:schemas-microsoft-com:vml" xmlns:wp14="http://schemas.microsoft.com/office/word/2010/wordprocessingDrawing" xmlns:wp="http://schemas.openxmlformats.org/drawingml/2006/wordprocessingDrawing" xmlns:w10="urn:schemas-microsoft-com:office:word" xmlns:w="http://schemas.openxmlformats.org/wordprocessingml/2006/main" xmlns:w14="http://schemas.microsoft.com/office/word/2010/wordml" xmlns:w15="http://schemas.microsoft.com/office/word/2012/wordml" xmlns:w16cex="http://schemas.microsoft.com/office/word/2018/wordml/cex" xmlns:w16cid="http://schemas.microsoft.com/office/word/2016/wordml/cid" xmlns:w16="http://schemas.microsoft.com/office/word/2018/wordml" xmlns:w16du="http://schemas.microsoft.com/office/word/2023/wordml/word16du" xmlns:w16sdtdh="http://schemas.microsoft.com/office/word/2020/wordml/sdtdatahash" xmlns:w16sdtfl="http://schemas.microsoft.com/office/word/2024/wordml/sdtformatlock" xmlns:w16se="http://schemas.microsoft.com/office/word/2015/wordml/symex" xmlns:wpg="http://schemas.microsoft.com/office/word/2010/wordprocessingGroup" xmlns:wpi="http://schemas.microsoft.com/office/word/2010/wordprocessingInk" xmlns:wne="http://schemas.microsoft.com/office/word/2006/wordml" xmlns:wps="http://schemas.microsoft.com/office/word/2010/wordprocessingShape" mc:Ignorable="w14 w15 w16se w16cid w16 w16cex w16sdtdh w16sdtfl w16du wp14">
   <w:body>
     <w:p>
       <w:pPr>
@@ -71,7 +71,7 @@
           <v:shape id="_x0000_i1025" type="#_x0000_t75" style="width:93.75pt;height:69.75pt" o:ole="">
             <v:imagedata r:id="rId6" o:title=""/>
           </v:shape>
-          <o:OLEObject Type="Embed" ProgID="ACD.ChemSketch.20" ShapeID="_x0000_i1025" DrawAspect="Content" ObjectID="_1794910577" r:id="rId7"/>
+          <o:OLEObject Type="Embed" ProgID="ACD.ChemSketch.20" ShapeID="_x0000_i1025" DrawAspect="Content" ObjectID="_1846148248" r:id="rId7"/>
         </w:object>
       </w:r>
     </w:p>
@@ -162,8 +162,8 @@
         <w:tblLook w:val="04A0" w:firstRow="1" w:lastRow="0" w:firstColumn="1" w:lastColumn="0" w:noHBand="0" w:noVBand="1"/>
       </w:tblPr>
       <w:tblGrid>
-        <w:gridCol w:w="2360"/>
-        <w:gridCol w:w="7180"/>
+        <w:gridCol w:w="2664"/>
+        <w:gridCol w:w="6876"/>
       </w:tblGrid>
       <w:tr>
         <w:trPr>
@@ -171,8 +171,7 @@
         </w:trPr>
         <w:tc>
           <w:tcPr>
-            <w:tcW w:w="2360" w:type="dxa"/>
-            <w:shd w:val="clear" w:color="auto" w:fill="auto"/>
+            <w:tcW w:w="2664" w:type="dxa"/>
             <w:noWrap/>
             <w:vAlign w:val="bottom"/>
             <w:hideMark/>
@@ -200,8 +199,7 @@
         </w:tc>
         <w:tc>
           <w:tcPr>
-            <w:tcW w:w="7180" w:type="dxa"/>
-            <w:shd w:val="clear" w:color="auto" w:fill="auto"/>
+            <w:tcW w:w="6876" w:type="dxa"/>
             <w:noWrap/>
             <w:vAlign w:val="bottom"/>
             <w:hideMark/>
@@ -234,8 +232,7 @@
         </w:trPr>
         <w:tc>
           <w:tcPr>
-            <w:tcW w:w="2360" w:type="dxa"/>
-            <w:shd w:val="clear" w:color="auto" w:fill="auto"/>
+            <w:tcW w:w="2664" w:type="dxa"/>
             <w:noWrap/>
             <w:vAlign w:val="bottom"/>
             <w:hideMark/>
@@ -263,8 +260,7 @@
         </w:tc>
         <w:tc>
           <w:tcPr>
-            <w:tcW w:w="7180" w:type="dxa"/>
-            <w:shd w:val="clear" w:color="auto" w:fill="auto"/>
+            <w:tcW w:w="6876" w:type="dxa"/>
             <w:noWrap/>
             <w:vAlign w:val="bottom"/>
             <w:hideMark/>
@@ -297,8 +293,7 @@
         </w:trPr>
         <w:tc>
           <w:tcPr>
-            <w:tcW w:w="2360" w:type="dxa"/>
-            <w:shd w:val="clear" w:color="auto" w:fill="auto"/>
+            <w:tcW w:w="2664" w:type="dxa"/>
             <w:noWrap/>
             <w:vAlign w:val="bottom"/>
           </w:tcPr>
@@ -325,15 +320,12 @@
         </w:tc>
         <w:tc>
           <w:tcPr>
-            <w:tcW w:w="7180" w:type="dxa"/>
-            <w:shd w:val="clear" w:color="auto" w:fill="auto"/>
+            <w:tcW w:w="6876" w:type="dxa"/>
             <w:noWrap/>
-            <w:vAlign w:val="bottom"/>
           </w:tcPr>
           <w:p>
             <w:pPr>
               <w:spacing w:after="0" w:line="240" w:lineRule="auto"/>
-              <w:jc w:val="right"/>
               <w:rPr>
                 <w:rFonts w:ascii="Arial" w:eastAsia="Times New Roman" w:hAnsi="Arial" w:cs="Arial"/>
                 <w:sz w:val="20"/>
@@ -359,8 +351,7 @@
         </w:trPr>
         <w:tc>
           <w:tcPr>
-            <w:tcW w:w="2360" w:type="dxa"/>
-            <w:shd w:val="clear" w:color="auto" w:fill="auto"/>
+            <w:tcW w:w="2664" w:type="dxa"/>
             <w:noWrap/>
             <w:vAlign w:val="bottom"/>
           </w:tcPr>
@@ -387,15 +378,12 @@
         </w:tc>
         <w:tc>
           <w:tcPr>
-            <w:tcW w:w="7180" w:type="dxa"/>
-            <w:shd w:val="clear" w:color="auto" w:fill="auto"/>
+            <w:tcW w:w="6876" w:type="dxa"/>
             <w:noWrap/>
-            <w:vAlign w:val="bottom"/>
           </w:tcPr>
           <w:p>
             <w:pPr>
               <w:spacing w:after="0" w:line="240" w:lineRule="auto"/>
-              <w:jc w:val="right"/>
               <w:rPr>
                 <w:rFonts w:ascii="Arial" w:eastAsia="Times New Roman" w:hAnsi="Arial" w:cs="Arial"/>
                 <w:sz w:val="20"/>
@@ -421,8 +409,7 @@
         </w:trPr>
         <w:tc>
           <w:tcPr>
-            <w:tcW w:w="2360" w:type="dxa"/>
-            <w:shd w:val="clear" w:color="auto" w:fill="auto"/>
+            <w:tcW w:w="2664" w:type="dxa"/>
             <w:noWrap/>
             <w:vAlign w:val="bottom"/>
           </w:tcPr>
@@ -443,21 +430,29 @@
                 <w:szCs w:val="20"/>
                 <w:lang w:eastAsia="en-GB"/>
               </w:rPr>
-              <w:t>CSD Refcodes</w:t>
-            </w:r>
-          </w:p>
-        </w:tc>
-        <w:tc>
-          <w:tcPr>
-            <w:tcW w:w="7180" w:type="dxa"/>
-            <w:shd w:val="clear" w:color="auto" w:fill="auto"/>
+              <w:t xml:space="preserve">CSD </w:t>
+            </w:r>
+            <w:proofErr w:type="spellStart"/>
+            <w:r>
+              <w:rPr>
+                <w:rFonts w:ascii="Arial" w:eastAsia="Times New Roman" w:hAnsi="Arial" w:cs="Arial"/>
+                <w:sz w:val="20"/>
+                <w:szCs w:val="20"/>
+                <w:lang w:eastAsia="en-GB"/>
+              </w:rPr>
+              <w:t>Refcodes</w:t>
+            </w:r>
+            <w:proofErr w:type="spellEnd"/>
+          </w:p>
+        </w:tc>
+        <w:tc>
+          <w:tcPr>
+            <w:tcW w:w="6876" w:type="dxa"/>
             <w:noWrap/>
-            <w:vAlign w:val="bottom"/>
           </w:tcPr>
           <w:p>
             <w:pPr>
               <w:spacing w:after="0" w:line="240" w:lineRule="auto"/>
-              <w:jc w:val="right"/>
               <w:rPr>
                 <w:rFonts w:ascii="Arial" w:eastAsia="Times New Roman" w:hAnsi="Arial" w:cs="Arial"/>
                 <w:sz w:val="20"/>
@@ -483,8 +478,7 @@
         </w:trPr>
         <w:tc>
           <w:tcPr>
-            <w:tcW w:w="2360" w:type="dxa"/>
-            <w:shd w:val="clear" w:color="auto" w:fill="auto"/>
+            <w:tcW w:w="2664" w:type="dxa"/>
             <w:noWrap/>
             <w:vAlign w:val="bottom"/>
             <w:hideMark/>
@@ -512,8 +506,7 @@
         </w:tc>
         <w:tc>
           <w:tcPr>
-            <w:tcW w:w="7180" w:type="dxa"/>
-            <w:shd w:val="clear" w:color="auto" w:fill="auto"/>
+            <w:tcW w:w="6876" w:type="dxa"/>
             <w:noWrap/>
             <w:vAlign w:val="bottom"/>
             <w:hideMark/>
@@ -546,8 +539,7 @@
         </w:trPr>
         <w:tc>
           <w:tcPr>
-            <w:tcW w:w="2360" w:type="dxa"/>
-            <w:shd w:val="clear" w:color="auto" w:fill="auto"/>
+            <w:tcW w:w="2664" w:type="dxa"/>
             <w:noWrap/>
             <w:vAlign w:val="bottom"/>
             <w:hideMark/>
@@ -575,8 +567,7 @@
         </w:tc>
         <w:tc>
           <w:tcPr>
-            <w:tcW w:w="7180" w:type="dxa"/>
-            <w:shd w:val="clear" w:color="auto" w:fill="auto"/>
+            <w:tcW w:w="6876" w:type="dxa"/>
             <w:noWrap/>
             <w:vAlign w:val="bottom"/>
             <w:hideMark/>
@@ -609,11 +600,10 @@
         </w:trPr>
         <w:tc>
           <w:tcPr>
-            <w:tcW w:w="2360" w:type="dxa"/>
+            <w:tcW w:w="2664" w:type="dxa"/>
             <w:tcBorders>
               <w:bottom w:val="single" w:sz="24" w:space="0" w:color="auto"/>
             </w:tcBorders>
-            <w:shd w:val="clear" w:color="auto" w:fill="auto"/>
             <w:noWrap/>
             <w:vAlign w:val="bottom"/>
             <w:hideMark/>
@@ -641,11 +631,10 @@
         </w:tc>
         <w:tc>
           <w:tcPr>
-            <w:tcW w:w="7180" w:type="dxa"/>
+            <w:tcW w:w="6876" w:type="dxa"/>
             <w:tcBorders>
               <w:bottom w:val="single" w:sz="24" w:space="0" w:color="auto"/>
             </w:tcBorders>
-            <w:shd w:val="clear" w:color="auto" w:fill="auto"/>
             <w:noWrap/>
             <w:vAlign w:val="bottom"/>
             <w:hideMark/>
@@ -667,7 +656,27 @@
                 <w:szCs w:val="20"/>
                 <w:lang w:eastAsia="en-GB"/>
               </w:rPr>
-              <w:t>Nowell H, Price SL, Acta Cryst B, 61, 558-568 (2005)</w:t>
+              <w:t xml:space="preserve">Nowell H, Price SL, Acta </w:t>
+            </w:r>
+            <w:proofErr w:type="spellStart"/>
+            <w:r>
+              <w:rPr>
+                <w:rFonts w:ascii="Arial" w:eastAsia="Times New Roman" w:hAnsi="Arial" w:cs="Arial"/>
+                <w:sz w:val="20"/>
+                <w:szCs w:val="20"/>
+                <w:lang w:eastAsia="en-GB"/>
+              </w:rPr>
+              <w:t>Cryst</w:t>
+            </w:r>
+            <w:proofErr w:type="spellEnd"/>
+            <w:r>
+              <w:rPr>
+                <w:rFonts w:ascii="Arial" w:eastAsia="Times New Roman" w:hAnsi="Arial" w:cs="Arial"/>
+                <w:sz w:val="20"/>
+                <w:szCs w:val="20"/>
+                <w:lang w:eastAsia="en-GB"/>
+              </w:rPr>
+              <w:t xml:space="preserve"> B, 61, 558-568 (2005)</w:t>
             </w:r>
           </w:p>
         </w:tc>
@@ -678,12 +687,11 @@
         </w:trPr>
         <w:tc>
           <w:tcPr>
-            <w:tcW w:w="2360" w:type="dxa"/>
+            <w:tcW w:w="2664" w:type="dxa"/>
             <w:tcBorders>
               <w:top w:val="single" w:sz="24" w:space="0" w:color="auto"/>
               <w:bottom w:val="single" w:sz="4" w:space="0" w:color="auto"/>
             </w:tcBorders>
-            <w:shd w:val="clear" w:color="auto" w:fill="auto"/>
             <w:noWrap/>
             <w:vAlign w:val="bottom"/>
           </w:tcPr>
@@ -710,12 +718,11 @@
         </w:tc>
         <w:tc>
           <w:tcPr>
-            <w:tcW w:w="7180" w:type="dxa"/>
+            <w:tcW w:w="6876" w:type="dxa"/>
             <w:tcBorders>
               <w:top w:val="single" w:sz="24" w:space="0" w:color="auto"/>
               <w:bottom w:val="single" w:sz="4" w:space="0" w:color="auto"/>
             </w:tcBorders>
-            <w:shd w:val="clear" w:color="auto" w:fill="auto"/>
             <w:noWrap/>
             <w:vAlign w:val="bottom"/>
           </w:tcPr>
@@ -747,12 +754,11 @@
         </w:trPr>
         <w:tc>
           <w:tcPr>
-            <w:tcW w:w="2360" w:type="dxa"/>
+            <w:tcW w:w="2664" w:type="dxa"/>
             <w:tcBorders>
               <w:top w:val="single" w:sz="4" w:space="0" w:color="auto"/>
               <w:bottom w:val="single" w:sz="4" w:space="0" w:color="auto"/>
             </w:tcBorders>
-            <w:shd w:val="clear" w:color="auto" w:fill="auto"/>
             <w:noWrap/>
             <w:vAlign w:val="bottom"/>
           </w:tcPr>
@@ -779,12 +785,11 @@
         </w:tc>
         <w:tc>
           <w:tcPr>
-            <w:tcW w:w="7180" w:type="dxa"/>
+            <w:tcW w:w="6876" w:type="dxa"/>
             <w:tcBorders>
               <w:top w:val="single" w:sz="4" w:space="0" w:color="auto"/>
               <w:bottom w:val="single" w:sz="4" w:space="0" w:color="auto"/>
             </w:tcBorders>
-            <w:shd w:val="clear" w:color="auto" w:fill="auto"/>
             <w:noWrap/>
             <w:vAlign w:val="bottom"/>
           </w:tcPr>
@@ -816,12 +821,11 @@
         </w:trPr>
         <w:tc>
           <w:tcPr>
-            <w:tcW w:w="2360" w:type="dxa"/>
+            <w:tcW w:w="2664" w:type="dxa"/>
             <w:tcBorders>
               <w:top w:val="single" w:sz="4" w:space="0" w:color="auto"/>
               <w:bottom w:val="single" w:sz="4" w:space="0" w:color="auto"/>
             </w:tcBorders>
-            <w:shd w:val="clear" w:color="auto" w:fill="auto"/>
             <w:noWrap/>
             <w:vAlign w:val="bottom"/>
             <w:hideMark/>
@@ -836,6 +840,7 @@
                 <w:lang w:eastAsia="en-GB"/>
               </w:rPr>
             </w:pPr>
+            <w:proofErr w:type="spellStart"/>
             <w:r>
               <w:rPr>
                 <w:rFonts w:ascii="Arial" w:eastAsia="Times New Roman" w:hAnsi="Arial" w:cs="Arial"/>
@@ -845,16 +850,16 @@
               </w:rPr>
               <w:t>Study_ID</w:t>
             </w:r>
-          </w:p>
-        </w:tc>
-        <w:tc>
-          <w:tcPr>
-            <w:tcW w:w="7180" w:type="dxa"/>
+            <w:proofErr w:type="spellEnd"/>
+          </w:p>
+        </w:tc>
+        <w:tc>
+          <w:tcPr>
+            <w:tcW w:w="6876" w:type="dxa"/>
             <w:tcBorders>
               <w:top w:val="single" w:sz="4" w:space="0" w:color="auto"/>
               <w:bottom w:val="single" w:sz="4" w:space="0" w:color="auto"/>
             </w:tcBorders>
-            <w:shd w:val="clear" w:color="auto" w:fill="auto"/>
             <w:noWrap/>
             <w:vAlign w:val="bottom"/>
             <w:hideMark/>
@@ -888,12 +893,11 @@
         </w:trPr>
         <w:tc>
           <w:tcPr>
-            <w:tcW w:w="2360" w:type="dxa"/>
+            <w:tcW w:w="2664" w:type="dxa"/>
             <w:tcBorders>
               <w:top w:val="single" w:sz="4" w:space="0" w:color="auto"/>
               <w:bottom w:val="single" w:sz="4" w:space="0" w:color="auto"/>
             </w:tcBorders>
-            <w:shd w:val="clear" w:color="auto" w:fill="auto"/>
             <w:noWrap/>
             <w:vAlign w:val="bottom"/>
             <w:hideMark/>
@@ -921,12 +925,11 @@
         </w:tc>
         <w:tc>
           <w:tcPr>
-            <w:tcW w:w="7180" w:type="dxa"/>
+            <w:tcW w:w="6876" w:type="dxa"/>
             <w:tcBorders>
               <w:top w:val="single" w:sz="4" w:space="0" w:color="auto"/>
               <w:bottom w:val="single" w:sz="4" w:space="0" w:color="auto"/>
             </w:tcBorders>
-            <w:shd w:val="clear" w:color="auto" w:fill="auto"/>
             <w:noWrap/>
             <w:vAlign w:val="bottom"/>
             <w:hideMark/>
@@ -959,12 +962,11 @@
         </w:trPr>
         <w:tc>
           <w:tcPr>
-            <w:tcW w:w="2360" w:type="dxa"/>
+            <w:tcW w:w="2664" w:type="dxa"/>
             <w:tcBorders>
               <w:top w:val="single" w:sz="4" w:space="0" w:color="auto"/>
               <w:bottom w:val="single" w:sz="4" w:space="0" w:color="auto"/>
             </w:tcBorders>
-            <w:shd w:val="clear" w:color="auto" w:fill="auto"/>
             <w:noWrap/>
             <w:vAlign w:val="bottom"/>
             <w:hideMark/>
@@ -992,12 +994,11 @@
         </w:tc>
         <w:tc>
           <w:tcPr>
-            <w:tcW w:w="7180" w:type="dxa"/>
+            <w:tcW w:w="6876" w:type="dxa"/>
             <w:tcBorders>
               <w:top w:val="single" w:sz="4" w:space="0" w:color="auto"/>
               <w:bottom w:val="single" w:sz="4" w:space="0" w:color="auto"/>
             </w:tcBorders>
-            <w:shd w:val="clear" w:color="auto" w:fill="auto"/>
             <w:noWrap/>
             <w:vAlign w:val="bottom"/>
             <w:hideMark/>
@@ -1030,12 +1031,11 @@
         </w:trPr>
         <w:tc>
           <w:tcPr>
-            <w:tcW w:w="2360" w:type="dxa"/>
+            <w:tcW w:w="2664" w:type="dxa"/>
             <w:tcBorders>
               <w:top w:val="single" w:sz="4" w:space="0" w:color="auto"/>
               <w:bottom w:val="single" w:sz="24" w:space="0" w:color="auto"/>
             </w:tcBorders>
-            <w:shd w:val="clear" w:color="auto" w:fill="auto"/>
             <w:noWrap/>
             <w:vAlign w:val="bottom"/>
             <w:hideMark/>
@@ -1063,12 +1063,11 @@
         </w:tc>
         <w:tc>
           <w:tcPr>
-            <w:tcW w:w="7180" w:type="dxa"/>
+            <w:tcW w:w="6876" w:type="dxa"/>
             <w:tcBorders>
               <w:top w:val="single" w:sz="4" w:space="0" w:color="auto"/>
               <w:bottom w:val="single" w:sz="24" w:space="0" w:color="auto"/>
             </w:tcBorders>
-            <w:shd w:val="clear" w:color="auto" w:fill="auto"/>
             <w:noWrap/>
             <w:vAlign w:val="bottom"/>
             <w:hideMark/>
@@ -6397,7 +6396,23 @@
                 <w:rFonts w:ascii="Calibri" w:hAnsi="Calibri" w:cs="Calibri"/>
                 <w:color w:val="000000"/>
               </w:rPr>
-              <w:t>6 M aqueous solution of piracetam loaded into diamond anvil cell.  Pressurised to 0.4 GPa, when microcrystals appeared.  Temperature cycling around 323 K and cooling to 293 K gave single crystal.  Data collection within he diamond anvil cell under pressure.</w:t>
+              <w:t xml:space="preserve">6 M aqueous solution of piracetam loaded into diamond anvil cell.  Pressurised to 0.4 </w:t>
+            </w:r>
+            <w:proofErr w:type="spellStart"/>
+            <w:r>
+              <w:rPr>
+                <w:rFonts w:ascii="Calibri" w:hAnsi="Calibri" w:cs="Calibri"/>
+                <w:color w:val="000000"/>
+              </w:rPr>
+              <w:t>GPa</w:t>
+            </w:r>
+            <w:proofErr w:type="spellEnd"/>
+            <w:r>
+              <w:rPr>
+                <w:rFonts w:ascii="Calibri" w:hAnsi="Calibri" w:cs="Calibri"/>
+                <w:color w:val="000000"/>
+              </w:rPr>
+              <w:t>, when microcrystals appeared.  Temperature cycling around 323 K and cooling to 293 K gave single crystal.  Data collection within he diamond anvil cell under pressure.</w:t>
             </w:r>
             <w:r>
               <w:rPr>
@@ -6728,8 +6743,17 @@
                 <w:rFonts w:ascii="Calibri" w:hAnsi="Calibri" w:cs="Calibri"/>
                 <w:color w:val="000000"/>
               </w:rPr>
-              <w:t>Synchrotron @ 0.45 GPa</w:t>
-            </w:r>
+              <w:t xml:space="preserve">Synchrotron @ 0.45 </w:t>
+            </w:r>
+            <w:proofErr w:type="spellStart"/>
+            <w:r>
+              <w:rPr>
+                <w:rFonts w:ascii="Calibri" w:hAnsi="Calibri" w:cs="Calibri"/>
+                <w:color w:val="000000"/>
+              </w:rPr>
+              <w:t>GPa</w:t>
+            </w:r>
+            <w:proofErr w:type="spellEnd"/>
             <w:r>
               <w:rPr>
                 <w:rFonts w:ascii="Calibri" w:hAnsi="Calibri" w:cs="Calibri"/>
@@ -6897,8 +6921,17 @@
                 <w:rFonts w:ascii="Calibri" w:hAnsi="Calibri" w:cs="Calibri"/>
                 <w:color w:val="000000"/>
               </w:rPr>
-              <w:t>Synchrotron @ 0.7 GPa</w:t>
-            </w:r>
+              <w:t xml:space="preserve">Synchrotron @ 0.7 </w:t>
+            </w:r>
+            <w:proofErr w:type="spellStart"/>
+            <w:r>
+              <w:rPr>
+                <w:rFonts w:ascii="Calibri" w:hAnsi="Calibri" w:cs="Calibri"/>
+                <w:color w:val="000000"/>
+              </w:rPr>
+              <w:t>GPa</w:t>
+            </w:r>
+            <w:proofErr w:type="spellEnd"/>
             <w:r>
               <w:rPr>
                 <w:rFonts w:ascii="Calibri" w:hAnsi="Calibri" w:cs="Calibri"/>
@@ -7066,8 +7099,17 @@
                 <w:rFonts w:ascii="Calibri" w:hAnsi="Calibri" w:cs="Calibri"/>
                 <w:color w:val="000000"/>
               </w:rPr>
-              <w:t>Synchrotron @ 0.9 GPa</w:t>
-            </w:r>
+              <w:t xml:space="preserve">Synchrotron @ 0.9 </w:t>
+            </w:r>
+            <w:proofErr w:type="spellStart"/>
+            <w:r>
+              <w:rPr>
+                <w:rFonts w:ascii="Calibri" w:hAnsi="Calibri" w:cs="Calibri"/>
+                <w:color w:val="000000"/>
+              </w:rPr>
+              <w:t>GPa</w:t>
+            </w:r>
+            <w:proofErr w:type="spellEnd"/>
             <w:r>
               <w:rPr>
                 <w:rFonts w:ascii="Calibri" w:hAnsi="Calibri" w:cs="Calibri"/>
@@ -7235,8 +7277,17 @@
                 <w:rFonts w:ascii="Calibri" w:hAnsi="Calibri" w:cs="Calibri"/>
                 <w:color w:val="000000"/>
               </w:rPr>
-              <w:t>Synchrotron @ 2.5 GPa</w:t>
-            </w:r>
+              <w:t xml:space="preserve">Synchrotron @ 2.5 </w:t>
+            </w:r>
+            <w:proofErr w:type="spellStart"/>
+            <w:r>
+              <w:rPr>
+                <w:rFonts w:ascii="Calibri" w:hAnsi="Calibri" w:cs="Calibri"/>
+                <w:color w:val="000000"/>
+              </w:rPr>
+              <w:t>GPa</w:t>
+            </w:r>
+            <w:proofErr w:type="spellEnd"/>
             <w:r>
               <w:rPr>
                 <w:rFonts w:ascii="Calibri" w:hAnsi="Calibri" w:cs="Calibri"/>
@@ -7404,8 +7455,17 @@
                 <w:rFonts w:ascii="Calibri" w:hAnsi="Calibri" w:cs="Calibri"/>
                 <w:color w:val="000000"/>
               </w:rPr>
-              <w:t>Synchrotron @ 4.0 GPa</w:t>
-            </w:r>
+              <w:t xml:space="preserve">Synchrotron @ 4.0 </w:t>
+            </w:r>
+            <w:proofErr w:type="spellStart"/>
+            <w:r>
+              <w:rPr>
+                <w:rFonts w:ascii="Calibri" w:hAnsi="Calibri" w:cs="Calibri"/>
+                <w:color w:val="000000"/>
+              </w:rPr>
+              <w:t>GPa</w:t>
+            </w:r>
+            <w:proofErr w:type="spellEnd"/>
             <w:r>
               <w:rPr>
                 <w:rFonts w:ascii="Calibri" w:hAnsi="Calibri" w:cs="Calibri"/>
@@ -8407,7 +8467,7 @@
 </file>
 
 <file path=word/numbering.xml><?xml version="1.0" encoding="utf-8"?>
-<w:numbering xmlns:wpc="http://schemas.microsoft.com/office/word/2010/wordprocessingCanvas" xmlns:cx="http://schemas.microsoft.com/office/drawing/2014/chartex" xmlns:cx1="http://schemas.microsoft.com/office/drawing/2015/9/8/chartex" xmlns:cx2="http://schemas.microsoft.com/office/drawing/2015/10/21/chartex" xmlns:cx3="http://schemas.microsoft.com/office/drawing/2016/5/9/chartex" xmlns:cx4="http://schemas.microsoft.com/office/drawing/2016/5/10/chartex" xmlns:cx5="http://schemas.microsoft.com/office/drawing/2016/5/11/chartex" xmlns:cx6="http://schemas.microsoft.com/office/drawing/2016/5/12/chartex" xmlns:cx7="http://schemas.microsoft.com/office/drawing/2016/5/13/chartex" xmlns:cx8="http://schemas.microsoft.com/office/drawing/2016/5/14/chartex" xmlns:mc="http://schemas.openxmlformats.org/markup-compatibility/2006" xmlns:aink="http://schemas.microsoft.com/office/drawing/2016/ink" xmlns:am3d="http://schemas.microsoft.com/office/drawing/2017/model3d" xmlns:o="urn:schemas-microsoft-com:office:office" xmlns:oel="http://schemas.microsoft.com/office/2019/extlst" xmlns:r="http://schemas.openxmlformats.org/officeDocument/2006/relationships" xmlns:m="http://schemas.openxmlformats.org/officeDocument/2006/math" xmlns:v="urn:schemas-microsoft-com:vml" xmlns:wp14="http://schemas.microsoft.com/office/word/2010/wordprocessingDrawing" xmlns:wp="http://schemas.openxmlformats.org/drawingml/2006/wordprocessingDrawing" xmlns:w10="urn:schemas-microsoft-com:office:word" xmlns:w="http://schemas.openxmlformats.org/wordprocessingml/2006/main" xmlns:w14="http://schemas.microsoft.com/office/word/2010/wordml" xmlns:w15="http://schemas.microsoft.com/office/word/2012/wordml" xmlns:w16cex="http://schemas.microsoft.com/office/word/2018/wordml/cex" xmlns:w16cid="http://schemas.microsoft.com/office/word/2016/wordml/cid" xmlns:w16="http://schemas.microsoft.com/office/word/2018/wordml" xmlns:w16du="http://schemas.microsoft.com/office/word/2023/wordml/word16du" xmlns:w16sdtdh="http://schemas.microsoft.com/office/word/2020/wordml/sdtdatahash" xmlns:w16se="http://schemas.microsoft.com/office/word/2015/wordml/symex" xmlns:wpg="http://schemas.microsoft.com/office/word/2010/wordprocessingGroup" xmlns:wpi="http://schemas.microsoft.com/office/word/2010/wordprocessingInk" xmlns:wne="http://schemas.microsoft.com/office/word/2006/wordml" xmlns:wps="http://schemas.microsoft.com/office/word/2010/wordprocessingShape" mc:Ignorable="w14 w15 w16se w16cid w16 w16cex w16sdtdh w16du wp14">
+<w:numbering xmlns:wpc="http://schemas.microsoft.com/office/word/2010/wordprocessingCanvas" xmlns:cx="http://schemas.microsoft.com/office/drawing/2014/chartex" xmlns:cx1="http://schemas.microsoft.com/office/drawing/2015/9/8/chartex" xmlns:cx2="http://schemas.microsoft.com/office/drawing/2015/10/21/chartex" xmlns:cx3="http://schemas.microsoft.com/office/drawing/2016/5/9/chartex" xmlns:cx4="http://schemas.microsoft.com/office/drawing/2016/5/10/chartex" xmlns:cx5="http://schemas.microsoft.com/office/drawing/2016/5/11/chartex" xmlns:cx6="http://schemas.microsoft.com/office/drawing/2016/5/12/chartex" xmlns:cx7="http://schemas.microsoft.com/office/drawing/2016/5/13/chartex" xmlns:cx8="http://schemas.microsoft.com/office/drawing/2016/5/14/chartex" xmlns:mc="http://schemas.openxmlformats.org/markup-compatibility/2006" xmlns:aink="http://schemas.microsoft.com/office/drawing/2016/ink" xmlns:am3d="http://schemas.microsoft.com/office/drawing/2017/model3d" xmlns:o="urn:schemas-microsoft-com:office:office" xmlns:oel="http://schemas.microsoft.com/office/2019/extlst" xmlns:r="http://schemas.openxmlformats.org/officeDocument/2006/relationships" xmlns:m="http://schemas.openxmlformats.org/officeDocument/2006/math" xmlns:v="urn:schemas-microsoft-com:vml" xmlns:wp14="http://schemas.microsoft.com/office/word/2010/wordprocessingDrawing" xmlns:wp="http://schemas.openxmlformats.org/drawingml/2006/wordprocessingDrawing" xmlns:w10="urn:schemas-microsoft-com:office:word" xmlns:w="http://schemas.openxmlformats.org/wordprocessingml/2006/main" xmlns:w14="http://schemas.microsoft.com/office/word/2010/wordml" xmlns:w15="http://schemas.microsoft.com/office/word/2012/wordml" xmlns:w16cex="http://schemas.microsoft.com/office/word/2018/wordml/cex" xmlns:w16cid="http://schemas.microsoft.com/office/word/2016/wordml/cid" xmlns:w16="http://schemas.microsoft.com/office/word/2018/wordml" xmlns:w16du="http://schemas.microsoft.com/office/word/2023/wordml/word16du" xmlns:w16sdtdh="http://schemas.microsoft.com/office/word/2020/wordml/sdtdatahash" xmlns:w16sdtfl="http://schemas.microsoft.com/office/word/2024/wordml/sdtformatlock" xmlns:w16se="http://schemas.microsoft.com/office/word/2015/wordml/symex" xmlns:wpg="http://schemas.microsoft.com/office/word/2010/wordprocessingGroup" xmlns:wpi="http://schemas.microsoft.com/office/word/2010/wordprocessingInk" xmlns:wne="http://schemas.microsoft.com/office/word/2006/wordml" xmlns:wps="http://schemas.microsoft.com/office/word/2010/wordprocessingShape" mc:Ignorable="w14 w15 w16se w16cid w16 w16cex w16sdtdh w16sdtfl w16du wp14">
   <w:abstractNum w:abstractNumId="0" w15:restartNumberingAfterBreak="0">
     <w:nsid w:val="60834338"/>
     <w:multiLevelType w:val="multilevel"/>
@@ -8510,7 +8570,7 @@
 </file>
 
 <file path=word/styles.xml><?xml version="1.0" encoding="utf-8"?>
-<w:styles xmlns:mc="http://schemas.openxmlformats.org/markup-compatibility/2006" xmlns:r="http://schemas.openxmlformats.org/officeDocument/2006/relationships" xmlns:w="http://schemas.openxmlformats.org/wordprocessingml/2006/main" xmlns:w14="http://schemas.microsoft.com/office/word/2010/wordml" xmlns:w15="http://schemas.microsoft.com/office/word/2012/wordml" xmlns:w16cex="http://schemas.microsoft.com/office/word/2018/wordml/cex" xmlns:w16cid="http://schemas.microsoft.com/office/word/2016/wordml/cid" xmlns:w16="http://schemas.microsoft.com/office/word/2018/wordml" xmlns:w16du="http://schemas.microsoft.com/office/word/2023/wordml/word16du" xmlns:w16sdtdh="http://schemas.microsoft.com/office/word/2020/wordml/sdtdatahash" xmlns:w16se="http://schemas.microsoft.com/office/word/2015/wordml/symex" mc:Ignorable="w14 w15 w16se w16cid w16 w16cex w16sdtdh w16du">
+<w:styles xmlns:mc="http://schemas.openxmlformats.org/markup-compatibility/2006" xmlns:r="http://schemas.openxmlformats.org/officeDocument/2006/relationships" xmlns:w="http://schemas.openxmlformats.org/wordprocessingml/2006/main" xmlns:w14="http://schemas.microsoft.com/office/word/2010/wordml" xmlns:w15="http://schemas.microsoft.com/office/word/2012/wordml" xmlns:w16cex="http://schemas.microsoft.com/office/word/2018/wordml/cex" xmlns:w16cid="http://schemas.microsoft.com/office/word/2016/wordml/cid" xmlns:w16="http://schemas.microsoft.com/office/word/2018/wordml" xmlns:w16du="http://schemas.microsoft.com/office/word/2023/wordml/word16du" xmlns:w16sdtdh="http://schemas.microsoft.com/office/word/2020/wordml/sdtdatahash" xmlns:w16sdtfl="http://schemas.microsoft.com/office/word/2024/wordml/sdtformatlock" xmlns:w16se="http://schemas.microsoft.com/office/word/2015/wordml/symex" mc:Ignorable="w14 w15 w16se w16cid w16 w16cex w16sdtdh w16sdtfl w16du">
   <w:docDefaults>
     <w:rPrDefault>
       <w:rPr>
